--- a/spa/docx/09.content.docx
+++ b/spa/docx/09.content.docx
@@ -19,7 +19,7 @@
         <w:rPr>
           <w:lang w:val="es_ES" w:bidi="es_ES"/>
         </w:rPr>
-        <w:t>Resource: Notas de Estudio - Introducciones a los Libros (Tyndale)</w:t>
+        <w:t>Resource: Tyndale Open Study Notes</w:t>
       </w:r>
       <w:r>
         <w:rPr>
@@ -112,7 +112,7 @@
         <w:rPr>
           <w:lang w:val="es_ES" w:bidi="es_ES"/>
         </w:rPr>
-        <w:t>Notas de Estudio - Introducciones a los Libros (Tyndale)</w:t>
+        <w:t>Tyndale Open Study Notes</w:t>
       </w:r>
     </w:p>
     <w:p>

--- a/spa/docx/09.content.docx
+++ b/spa/docx/09.content.docx
@@ -19,7 +19,7 @@
         <w:rPr>
           <w:lang w:val="es_ES" w:bidi="es_ES"/>
         </w:rPr>
-        <w:t>Resource: Tyndale Open Study Notes</w:t>
+        <w:t>Resource: Aquifer Open Study Notes (Book Intros)</w:t>
       </w:r>
       <w:r>
         <w:rPr>
@@ -112,7 +112,7 @@
         <w:rPr>
           <w:lang w:val="es_ES" w:bidi="es_ES"/>
         </w:rPr>
-        <w:t>Tyndale Open Study Notes</w:t>
+        <w:t>Aquifer Open Study Notes (Book Intros)</w:t>
       </w:r>
     </w:p>
     <w:p>

--- a/spa/docx/09.content.docx
+++ b/spa/docx/09.content.docx
@@ -258,72 +258,48 @@
         </w:rPr>
         <w:t>Moisés había predicho que el pueblo de Israel pediría un rey para que gobernara sobre ellos (</w:t>
       </w:r>
-      <w:hyperlink r:id="rId13">
-        <w:r>
-          <w:rPr>
-            <w:lang w:val="es_ES" w:bidi="es_ES"/>
-          </w:rPr>
-          <w:rPr>
-            <w:color w:val="0000EE"/>
-            <w:u w:val="single"/>
-          </w:rPr>
-          <w:t>Dt 17:14–20</w:t>
-        </w:r>
-      </w:hyperlink>
+      <w:r>
+        <w:rPr>
+          <w:lang w:val="es_ES" w:bidi="es_ES"/>
+        </w:rPr>
+        <w:t>Dt 17:14–20</w:t>
+      </w:r>
       <w:r>
         <w:rPr>
           <w:lang w:val="es_ES" w:bidi="es_ES"/>
         </w:rPr>
         <w:t>). Dios estableció los requisitos para un rey (</w:t>
       </w:r>
-      <w:hyperlink r:id="rId14">
-        <w:r>
-          <w:rPr>
-            <w:lang w:val="es_ES" w:bidi="es_ES"/>
-          </w:rPr>
-          <w:rPr>
-            <w:color w:val="0000EE"/>
-            <w:u w:val="single"/>
-          </w:rPr>
-          <w:t>Dt 17:15</w:t>
-        </w:r>
-      </w:hyperlink>
+      <w:r>
+        <w:rPr>
+          <w:lang w:val="es_ES" w:bidi="es_ES"/>
+        </w:rPr>
+        <w:t>Dt 17:15</w:t>
+      </w:r>
       <w:r>
         <w:rPr>
           <w:lang w:val="es_ES" w:bidi="es_ES"/>
         </w:rPr>
         <w:t>), pero también advirtió sobre los problemas comúnmente asociados a los reyes humanos. Un rey desearía tener muchos caballos, numerosas esposas y grandes cantidades de oro y plata (</w:t>
       </w:r>
-      <w:hyperlink r:id="rId15">
-        <w:r>
-          <w:rPr>
-            <w:lang w:val="es_ES" w:bidi="es_ES"/>
-          </w:rPr>
-          <w:rPr>
-            <w:color w:val="0000EE"/>
-            <w:u w:val="single"/>
-          </w:rPr>
-          <w:t>Dt 17:16–17</w:t>
-        </w:r>
-      </w:hyperlink>
+      <w:r>
+        <w:rPr>
+          <w:lang w:val="es_ES" w:bidi="es_ES"/>
+        </w:rPr>
+        <w:t>Dt 17:16–17</w:t>
+      </w:r>
       <w:r>
         <w:rPr>
           <w:lang w:val="es_ES" w:bidi="es_ES"/>
         </w:rPr>
         <w:t>). Para mitigar estas tendencias, Dios instruyó que cada rey de Israel debía estudiar la ley de Dios (</w:t>
       </w:r>
-      <w:hyperlink r:id="rId16">
-        <w:r>
-          <w:rPr>
-            <w:lang w:val="es_ES" w:bidi="es_ES"/>
-          </w:rPr>
-          <w:rPr>
-            <w:color w:val="0000EE"/>
-            <w:u w:val="single"/>
-          </w:rPr>
-          <w:t>Dt 17:18–20</w:t>
-        </w:r>
-      </w:hyperlink>
+      <w:r>
+        <w:rPr>
+          <w:lang w:val="es_ES" w:bidi="es_ES"/>
+        </w:rPr>
+        <w:t>Dt 17:18–20</w:t>
+      </w:r>
       <w:r>
         <w:rPr>
           <w:lang w:val="es_ES" w:bidi="es_ES"/>
@@ -344,18 +320,12 @@
         </w:rPr>
         <w:t xml:space="preserve">Durante la época de los jueces, las tribus de Israel carecían de unidad (ver </w:t>
       </w:r>
-      <w:hyperlink r:id="rId17">
-        <w:r>
-          <w:rPr>
-            <w:lang w:val="es_ES" w:bidi="es_ES"/>
-          </w:rPr>
-          <w:rPr>
-            <w:color w:val="0000EE"/>
-            <w:u w:val="single"/>
-          </w:rPr>
-          <w:t>Jc 17–21</w:t>
-        </w:r>
-      </w:hyperlink>
+      <w:r>
+        <w:rPr>
+          <w:lang w:val="es_ES" w:bidi="es_ES"/>
+        </w:rPr>
+        <w:t>Jc 17–21</w:t>
+      </w:r>
       <w:r>
         <w:rPr>
           <w:lang w:val="es_ES" w:bidi="es_ES"/>
@@ -376,72 +346,48 @@
         </w:rPr>
         <w:t>Gedeón, quien juzgó a Israel aproximadamente cien años antes de la época de Samuel, actuó de manera similar a un rey. Aunque Gedeón rechazó la invitación para establecer una dinastía hereditaria (</w:t>
       </w:r>
-      <w:hyperlink r:id="rId18">
-        <w:r>
-          <w:rPr>
-            <w:lang w:val="es_ES" w:bidi="es_ES"/>
-          </w:rPr>
-          <w:rPr>
-            <w:color w:val="0000EE"/>
-            <w:u w:val="single"/>
-          </w:rPr>
-          <w:t>Jc 8:22–23</w:t>
-        </w:r>
-      </w:hyperlink>
+      <w:r>
+        <w:rPr>
+          <w:lang w:val="es_ES" w:bidi="es_ES"/>
+        </w:rPr>
+        <w:t>Jc 8:22–23</w:t>
+      </w:r>
       <w:r>
         <w:rPr>
           <w:lang w:val="es_ES" w:bidi="es_ES"/>
         </w:rPr>
         <w:t>), comenzó a comportarse como un monarca: acumuló oro y lo utilizó para construir un ídolo religioso (</w:t>
       </w:r>
-      <w:hyperlink r:id="rId19">
-        <w:r>
-          <w:rPr>
-            <w:lang w:val="es_ES" w:bidi="es_ES"/>
-          </w:rPr>
-          <w:rPr>
-            <w:color w:val="0000EE"/>
-            <w:u w:val="single"/>
-          </w:rPr>
-          <w:t>Jc 8:24–27</w:t>
-        </w:r>
-      </w:hyperlink>
+      <w:r>
+        <w:rPr>
+          <w:lang w:val="es_ES" w:bidi="es_ES"/>
+        </w:rPr>
+        <w:t>Jc 8:24–27</w:t>
+      </w:r>
       <w:r>
         <w:rPr>
           <w:lang w:val="es_ES" w:bidi="es_ES"/>
         </w:rPr>
         <w:t>), tomó muchas esposas (</w:t>
       </w:r>
-      <w:hyperlink r:id="rId20">
-        <w:r>
-          <w:rPr>
-            <w:lang w:val="es_ES" w:bidi="es_ES"/>
-          </w:rPr>
-          <w:rPr>
-            <w:color w:val="0000EE"/>
-            <w:u w:val="single"/>
-          </w:rPr>
-          <w:t>Jc 8:30</w:t>
-        </w:r>
-      </w:hyperlink>
+      <w:r>
+        <w:rPr>
+          <w:lang w:val="es_ES" w:bidi="es_ES"/>
+        </w:rPr>
+        <w:t>Jc 8:30</w:t>
+      </w:r>
       <w:r>
         <w:rPr>
           <w:lang w:val="es_ES" w:bidi="es_ES"/>
         </w:rPr>
         <w:t>), e incluso nombró a uno de sus hijos Abimelec, que significa “mi padre es rey” (</w:t>
       </w:r>
-      <w:hyperlink r:id="rId21">
-        <w:r>
-          <w:rPr>
-            <w:lang w:val="es_ES" w:bidi="es_ES"/>
-          </w:rPr>
-          <w:rPr>
-            <w:color w:val="0000EE"/>
-            <w:u w:val="single"/>
-          </w:rPr>
-          <w:t>Jc 8:31</w:t>
-        </w:r>
-      </w:hyperlink>
+      <w:r>
+        <w:rPr>
+          <w:lang w:val="es_ES" w:bidi="es_ES"/>
+        </w:rPr>
+        <w:t>Jc 8:31</w:t>
+      </w:r>
       <w:r>
         <w:rPr>
           <w:lang w:val="es_ES" w:bidi="es_ES"/>
@@ -473,126 +419,84 @@
         </w:rPr>
         <w:t xml:space="preserve">En </w:t>
       </w:r>
-      <w:hyperlink r:id="rId22">
-        <w:r>
-          <w:rPr>
-            <w:lang w:val="es_ES" w:bidi="es_ES"/>
-          </w:rPr>
-          <w:rPr>
-            <w:color w:val="0000EE"/>
-            <w:u w:val="single"/>
-          </w:rPr>
-          <w:t>1 Sam 1–7</w:t>
-        </w:r>
-      </w:hyperlink>
+      <w:r>
+        <w:rPr>
+          <w:lang w:val="es_ES" w:bidi="es_ES"/>
+        </w:rPr>
+        <w:t>1 Sam 1–7</w:t>
+      </w:r>
       <w:r>
         <w:rPr>
           <w:lang w:val="es_ES" w:bidi="es_ES"/>
         </w:rPr>
         <w:t>, Samuel emerge como juez y profeta de Dios. Samuel nació de una mujer devota llamada Ana, que anteriormente había sido estéril (</w:t>
       </w:r>
-      <w:hyperlink r:id="rId23">
-        <w:r>
-          <w:rPr>
-            <w:lang w:val="es_ES" w:bidi="es_ES"/>
-          </w:rPr>
-          <w:rPr>
-            <w:color w:val="0000EE"/>
-            <w:u w:val="single"/>
-          </w:rPr>
-          <w:t>1:1–23</w:t>
-        </w:r>
-      </w:hyperlink>
+      <w:r>
+        <w:rPr>
+          <w:lang w:val="es_ES" w:bidi="es_ES"/>
+        </w:rPr>
+        <w:t>1:1–23</w:t>
+      </w:r>
       <w:r>
         <w:rPr>
           <w:lang w:val="es_ES" w:bidi="es_ES"/>
         </w:rPr>
         <w:t>). De niño, Samuel, un levita (</w:t>
       </w:r>
-      <w:hyperlink r:id="rId24">
-        <w:r>
-          <w:rPr>
-            <w:lang w:val="es_ES" w:bidi="es_ES"/>
-          </w:rPr>
-          <w:rPr>
-            <w:color w:val="0000EE"/>
-            <w:u w:val="single"/>
-          </w:rPr>
-          <w:t>1 Cro 6:33–34</w:t>
-        </w:r>
-      </w:hyperlink>
+      <w:r>
+        <w:rPr>
+          <w:lang w:val="es_ES" w:bidi="es_ES"/>
+        </w:rPr>
+        <w:t>1 Cro 6:33–34</w:t>
+      </w:r>
       <w:r>
         <w:rPr>
           <w:lang w:val="es_ES" w:bidi="es_ES"/>
         </w:rPr>
         <w:t>), se convirtió en aprendiz en el Tabernáculo bajo la supervisión de Elí, el sacerdote (</w:t>
       </w:r>
-      <w:hyperlink r:id="rId25">
-        <w:r>
-          <w:rPr>
-            <w:lang w:val="es_ES" w:bidi="es_ES"/>
-          </w:rPr>
-          <w:rPr>
-            <w:color w:val="0000EE"/>
-            <w:u w:val="single"/>
-          </w:rPr>
-          <w:t>1:24–3:18</w:t>
-        </w:r>
-      </w:hyperlink>
+      <w:r>
+        <w:rPr>
+          <w:lang w:val="es_ES" w:bidi="es_ES"/>
+        </w:rPr>
+        <w:t>1:24–3:18</w:t>
+      </w:r>
       <w:r>
         <w:rPr>
           <w:lang w:val="es_ES" w:bidi="es_ES"/>
         </w:rPr>
         <w:t>). Probablemente entrenado para ser asistente del Tabernáculo, Samuel se convirtió en un profeta con una reputación creciente (</w:t>
       </w:r>
-      <w:hyperlink r:id="rId26">
-        <w:r>
-          <w:rPr>
-            <w:lang w:val="es_ES" w:bidi="es_ES"/>
-          </w:rPr>
-          <w:rPr>
-            <w:color w:val="0000EE"/>
-            <w:u w:val="single"/>
-          </w:rPr>
-          <w:t>3:19–4:1</w:t>
-        </w:r>
-      </w:hyperlink>
+      <w:r>
+        <w:rPr>
+          <w:lang w:val="es_ES" w:bidi="es_ES"/>
+        </w:rPr>
+        <w:t>3:19–4:1</w:t>
+      </w:r>
       <w:r>
         <w:rPr>
           <w:lang w:val="es_ES" w:bidi="es_ES"/>
         </w:rPr>
         <w:t>). Evidentemente, aún no era prominente en la vida nacional de Israel cuando los filisteos atacaron a los israelitas y capturaron el Arca de la Alianza (</w:t>
       </w:r>
-      <w:hyperlink r:id="rId27">
-        <w:r>
-          <w:rPr>
-            <w:lang w:val="es_ES" w:bidi="es_ES"/>
-          </w:rPr>
-          <w:rPr>
-            <w:color w:val="0000EE"/>
-            <w:u w:val="single"/>
-          </w:rPr>
-          <w:t>4:1–7:2</w:t>
-        </w:r>
-      </w:hyperlink>
+      <w:r>
+        <w:rPr>
+          <w:lang w:val="es_ES" w:bidi="es_ES"/>
+        </w:rPr>
+        <w:t>4:1–7:2</w:t>
+      </w:r>
       <w:r>
         <w:rPr>
           <w:lang w:val="es_ES" w:bidi="es_ES"/>
         </w:rPr>
         <w:t xml:space="preserve">), ya que está ausente de esa narrativa. En el capítulo </w:t>
       </w:r>
-      <w:hyperlink r:id="rId28">
-        <w:r>
-          <w:rPr>
-            <w:lang w:val="es_ES" w:bidi="es_ES"/>
-          </w:rPr>
-          <w:rPr>
-            <w:color w:val="0000EE"/>
-            <w:u w:val="single"/>
-          </w:rPr>
-          <w:t>7</w:t>
-        </w:r>
-      </w:hyperlink>
+      <w:r>
+        <w:rPr>
+          <w:lang w:val="es_ES" w:bidi="es_ES"/>
+        </w:rPr>
+        <w:t>7</w:t>
+      </w:r>
       <w:r>
         <w:rPr>
           <w:lang w:val="es_ES" w:bidi="es_ES"/>
@@ -613,72 +517,48 @@
         </w:rPr>
         <w:t>El liderazgo de Samuel como levita, profeta y juez abarcó todas las esferas de la vida pública. Sin embargo, sus hijos no demostraron ser dignos de continuar en su lugar (</w:t>
       </w:r>
-      <w:hyperlink r:id="rId29">
-        <w:r>
-          <w:rPr>
-            <w:lang w:val="es_ES" w:bidi="es_ES"/>
-          </w:rPr>
-          <w:rPr>
-            <w:color w:val="0000EE"/>
-            <w:u w:val="single"/>
-          </w:rPr>
-          <w:t>8:1–3</w:t>
-        </w:r>
-      </w:hyperlink>
+      <w:r>
+        <w:rPr>
+          <w:lang w:val="es_ES" w:bidi="es_ES"/>
+        </w:rPr>
+        <w:t>8:1–3</w:t>
+      </w:r>
       <w:r>
         <w:rPr>
           <w:lang w:val="es_ES" w:bidi="es_ES"/>
         </w:rPr>
         <w:t>), por lo que Israel pidió a Samuel que nombrara un rey para que los guiara, al igual que las otras naciones. Samuel fue claro en su oposición (</w:t>
       </w:r>
-      <w:hyperlink r:id="rId30">
-        <w:r>
-          <w:rPr>
-            <w:lang w:val="es_ES" w:bidi="es_ES"/>
-          </w:rPr>
-          <w:rPr>
-            <w:color w:val="0000EE"/>
-            <w:u w:val="single"/>
-          </w:rPr>
-          <w:t>8:10–21</w:t>
-        </w:r>
-      </w:hyperlink>
+      <w:r>
+        <w:rPr>
+          <w:lang w:val="es_ES" w:bidi="es_ES"/>
+        </w:rPr>
+        <w:t>8:10–21</w:t>
+      </w:r>
       <w:r>
         <w:rPr>
           <w:lang w:val="es_ES" w:bidi="es_ES"/>
         </w:rPr>
         <w:t xml:space="preserve">), pero el Señor instruyó a Samuel para ungir a Saúl como rey (caps </w:t>
       </w:r>
-      <w:hyperlink r:id="rId31">
-        <w:r>
-          <w:rPr>
-            <w:lang w:val="es_ES" w:bidi="es_ES"/>
-          </w:rPr>
-          <w:rPr>
-            <w:color w:val="0000EE"/>
-            <w:u w:val="single"/>
-          </w:rPr>
-          <w:t>9–10</w:t>
-        </w:r>
-      </w:hyperlink>
+      <w:r>
+        <w:rPr>
+          <w:lang w:val="es_ES" w:bidi="es_ES"/>
+        </w:rPr>
+        <w:t>9–10</w:t>
+      </w:r>
       <w:r>
         <w:rPr>
           <w:lang w:val="es_ES" w:bidi="es_ES"/>
         </w:rPr>
         <w:t xml:space="preserve">). En su discurso de despedida, Samuel recordó a los israelitas el poder y el cuidado de Dios hacia ellos (cap </w:t>
       </w:r>
-      <w:hyperlink r:id="rId32">
-        <w:r>
-          <w:rPr>
-            <w:lang w:val="es_ES" w:bidi="es_ES"/>
-          </w:rPr>
-          <w:rPr>
-            <w:color w:val="0000EE"/>
-            <w:u w:val="single"/>
-          </w:rPr>
-          <w:t>12</w:t>
-        </w:r>
-      </w:hyperlink>
+      <w:r>
+        <w:rPr>
+          <w:lang w:val="es_ES" w:bidi="es_ES"/>
+        </w:rPr>
+        <w:t>12</w:t>
+      </w:r>
       <w:r>
         <w:rPr>
           <w:lang w:val="es_ES" w:bidi="es_ES"/>
@@ -699,108 +579,72 @@
         </w:rPr>
         <w:t xml:space="preserve">Inicialmente, Saúl fue un buen rey. Derrotó a los vecinos amonitas y salvó a la ciudad de Jabes de la destrucción (cap. </w:t>
       </w:r>
-      <w:hyperlink r:id="rId33">
-        <w:r>
-          <w:rPr>
-            <w:lang w:val="es_ES" w:bidi="es_ES"/>
-          </w:rPr>
-          <w:rPr>
-            <w:color w:val="0000EE"/>
-            <w:u w:val="single"/>
-          </w:rPr>
-          <w:t>11</w:t>
-        </w:r>
-      </w:hyperlink>
+      <w:r>
+        <w:rPr>
+          <w:lang w:val="es_ES" w:bidi="es_ES"/>
+        </w:rPr>
+        <w:t>11</w:t>
+      </w:r>
       <w:r>
         <w:rPr>
           <w:lang w:val="es_ES" w:bidi="es_ES"/>
         </w:rPr>
         <w:t xml:space="preserve">). Sin embargo, Saúl pronto demostró, por su desobediencia a Dios, que no era digno de ser el rey de Israel (caps. </w:t>
       </w:r>
-      <w:hyperlink r:id="rId34">
-        <w:r>
-          <w:rPr>
-            <w:lang w:val="es_ES" w:bidi="es_ES"/>
-          </w:rPr>
-          <w:rPr>
-            <w:color w:val="0000EE"/>
-            <w:u w:val="single"/>
-          </w:rPr>
-          <w:t>13</w:t>
-        </w:r>
-      </w:hyperlink>
+      <w:r>
+        <w:rPr>
+          <w:lang w:val="es_ES" w:bidi="es_ES"/>
+        </w:rPr>
+        <w:t>13</w:t>
+      </w:r>
       <w:r>
         <w:rPr>
           <w:lang w:val="es_ES" w:bidi="es_ES"/>
         </w:rPr>
         <w:t xml:space="preserve">, </w:t>
       </w:r>
-      <w:hyperlink r:id="rId35">
-        <w:r>
-          <w:rPr>
-            <w:lang w:val="es_ES" w:bidi="es_ES"/>
-          </w:rPr>
-          <w:rPr>
-            <w:color w:val="0000EE"/>
-            <w:u w:val="single"/>
-          </w:rPr>
-          <w:t>15</w:t>
-        </w:r>
-      </w:hyperlink>
+      <w:r>
+        <w:rPr>
+          <w:lang w:val="es_ES" w:bidi="es_ES"/>
+        </w:rPr>
+        <w:t>15</w:t>
+      </w:r>
       <w:r>
         <w:rPr>
           <w:lang w:val="es_ES" w:bidi="es_ES"/>
         </w:rPr>
         <w:t>). En contraste, el noble hijo de Saúl, Jonatán, parecía ser un sucesor ideal (</w:t>
       </w:r>
-      <w:hyperlink r:id="rId36">
-        <w:r>
-          <w:rPr>
-            <w:lang w:val="es_ES" w:bidi="es_ES"/>
-          </w:rPr>
-          <w:rPr>
-            <w:color w:val="0000EE"/>
-            <w:u w:val="single"/>
-          </w:rPr>
-          <w:t>14:1–52</w:t>
-        </w:r>
-      </w:hyperlink>
+      <w:r>
+        <w:rPr>
+          <w:lang w:val="es_ES" w:bidi="es_ES"/>
+        </w:rPr>
+        <w:t>14:1–52</w:t>
+      </w:r>
       <w:r>
         <w:rPr>
           <w:lang w:val="es_ES" w:bidi="es_ES"/>
         </w:rPr>
         <w:t xml:space="preserve">). Pero Jonatán no sucedería a Saúl, ya que Dios tenía planes diferentes (caps. </w:t>
       </w:r>
-      <w:hyperlink r:id="rId37">
-        <w:r>
-          <w:rPr>
-            <w:lang w:val="es_ES" w:bidi="es_ES"/>
-          </w:rPr>
-          <w:rPr>
-            <w:color w:val="0000EE"/>
-            <w:u w:val="single"/>
-          </w:rPr>
-          <w:t>16–31</w:t>
-        </w:r>
-      </w:hyperlink>
+      <w:r>
+        <w:rPr>
+          <w:lang w:val="es_ES" w:bidi="es_ES"/>
+        </w:rPr>
+        <w:t>16–31</w:t>
+      </w:r>
       <w:r>
         <w:rPr>
           <w:lang w:val="es_ES" w:bidi="es_ES"/>
         </w:rPr>
         <w:t>). Dios instruyó a Samuel para ungir a David en secreto como sucesor de Saúl mientras Saúl aún era rey (</w:t>
       </w:r>
-      <w:hyperlink r:id="rId38">
-        <w:r>
-          <w:rPr>
-            <w:lang w:val="es_ES" w:bidi="es_ES"/>
-          </w:rPr>
-          <w:rPr>
-            <w:color w:val="0000EE"/>
-            <w:u w:val="single"/>
-          </w:rPr>
-          <w:t>16:1–13</w:t>
-        </w:r>
-      </w:hyperlink>
+      <w:r>
+        <w:rPr>
+          <w:lang w:val="es_ES" w:bidi="es_ES"/>
+        </w:rPr>
+        <w:t>16:1–13</w:t>
+      </w:r>
       <w:r>
         <w:rPr>
           <w:lang w:val="es_ES" w:bidi="es_ES"/>
@@ -821,108 +665,72 @@
         </w:rPr>
         <w:t>La relación de Saúl con David fue buena al principio, en parte gracias a los dones musicales de David (</w:t>
       </w:r>
-      <w:hyperlink r:id="rId39">
-        <w:r>
-          <w:rPr>
-            <w:lang w:val="es_ES" w:bidi="es_ES"/>
-          </w:rPr>
-          <w:rPr>
-            <w:color w:val="0000EE"/>
-            <w:u w:val="single"/>
-          </w:rPr>
-          <w:t>16:14–23</w:t>
-        </w:r>
-      </w:hyperlink>
+      <w:r>
+        <w:rPr>
+          <w:lang w:val="es_ES" w:bidi="es_ES"/>
+        </w:rPr>
+        <w:t>16:14–23</w:t>
+      </w:r>
       <w:r>
         <w:rPr>
           <w:lang w:val="es_ES" w:bidi="es_ES"/>
         </w:rPr>
         <w:t>). Sin embargo, el éxito de David con Goliat (</w:t>
       </w:r>
-      <w:hyperlink r:id="rId40">
-        <w:r>
-          <w:rPr>
-            <w:lang w:val="es_ES" w:bidi="es_ES"/>
-          </w:rPr>
-          <w:rPr>
-            <w:color w:val="0000EE"/>
-            <w:u w:val="single"/>
-          </w:rPr>
-          <w:t>17:1–58</w:t>
-        </w:r>
-      </w:hyperlink>
+      <w:r>
+        <w:rPr>
+          <w:lang w:val="es_ES" w:bidi="es_ES"/>
+        </w:rPr>
+        <w:t>17:1–58</w:t>
+      </w:r>
       <w:r>
         <w:rPr>
           <w:lang w:val="es_ES" w:bidi="es_ES"/>
         </w:rPr>
         <w:t>) provocó celos en Saúl (</w:t>
       </w:r>
-      <w:hyperlink r:id="rId41">
-        <w:r>
-          <w:rPr>
-            <w:lang w:val="es_ES" w:bidi="es_ES"/>
-          </w:rPr>
-          <w:rPr>
-            <w:color w:val="0000EE"/>
-            <w:u w:val="single"/>
-          </w:rPr>
-          <w:t>18:6–16</w:t>
-        </w:r>
-      </w:hyperlink>
+      <w:r>
+        <w:rPr>
+          <w:lang w:val="es_ES" w:bidi="es_ES"/>
+        </w:rPr>
+        <w:t>18:6–16</w:t>
+      </w:r>
       <w:r>
         <w:rPr>
           <w:lang w:val="es_ES" w:bidi="es_ES"/>
         </w:rPr>
         <w:t>), quien intentó eliminar la amenaza que David representaba para su reinado. Introdujo a David en su familia mediante el matrimonio para tener más oportunidades de matarlo (</w:t>
       </w:r>
-      <w:hyperlink r:id="rId42">
-        <w:r>
-          <w:rPr>
-            <w:lang w:val="es_ES" w:bidi="es_ES"/>
-          </w:rPr>
-          <w:rPr>
-            <w:color w:val="0000EE"/>
-            <w:u w:val="single"/>
-          </w:rPr>
-          <w:t>18:17–29</w:t>
-        </w:r>
-      </w:hyperlink>
+      <w:r>
+        <w:rPr>
+          <w:lang w:val="es_ES" w:bidi="es_ES"/>
+        </w:rPr>
+        <w:t>18:17–29</w:t>
+      </w:r>
       <w:r>
         <w:rPr>
           <w:lang w:val="es_ES" w:bidi="es_ES"/>
         </w:rPr>
         <w:t>). Atacó a David directamente (</w:t>
       </w:r>
-      <w:hyperlink r:id="rId43">
-        <w:r>
-          <w:rPr>
-            <w:lang w:val="es_ES" w:bidi="es_ES"/>
-          </w:rPr>
-          <w:rPr>
-            <w:color w:val="0000EE"/>
-            <w:u w:val="single"/>
-          </w:rPr>
-          <w:t>19:1–10</w:t>
-        </w:r>
-      </w:hyperlink>
+      <w:r>
+        <w:rPr>
+          <w:lang w:val="es_ES" w:bidi="es_ES"/>
+        </w:rPr>
+        <w:t>19:1–10</w:t>
+      </w:r>
       <w:r>
         <w:rPr>
           <w:lang w:val="es_ES" w:bidi="es_ES"/>
         </w:rPr>
         <w:t xml:space="preserve">) y ejecutó a cualquiera que lo albergara (caps </w:t>
       </w:r>
-      <w:hyperlink r:id="rId44">
-        <w:r>
-          <w:rPr>
-            <w:lang w:val="es_ES" w:bidi="es_ES"/>
-          </w:rPr>
-          <w:rPr>
-            <w:color w:val="0000EE"/>
-            <w:u w:val="single"/>
-          </w:rPr>
-          <w:t>21–22</w:t>
-        </w:r>
-      </w:hyperlink>
+      <w:r>
+        <w:rPr>
+          <w:lang w:val="es_ES" w:bidi="es_ES"/>
+        </w:rPr>
+        <w:t>21–22</w:t>
+      </w:r>
       <w:r>
         <w:rPr>
           <w:lang w:val="es_ES" w:bidi="es_ES"/>
@@ -943,36 +751,24 @@
         </w:rPr>
         <w:t>Tanto Saúl como Jonatán murieron en batalla contra los filisteos (</w:t>
       </w:r>
-      <w:hyperlink r:id="rId45">
-        <w:r>
-          <w:rPr>
-            <w:lang w:val="es_ES" w:bidi="es_ES"/>
-          </w:rPr>
-          <w:rPr>
-            <w:color w:val="0000EE"/>
-            <w:u w:val="single"/>
-          </w:rPr>
-          <w:t>31:1–6</w:t>
-        </w:r>
-      </w:hyperlink>
+      <w:r>
+        <w:rPr>
+          <w:lang w:val="es_ES" w:bidi="es_ES"/>
+        </w:rPr>
+        <w:t>31:1–6</w:t>
+      </w:r>
       <w:r>
         <w:rPr>
           <w:lang w:val="es_ES" w:bidi="es_ES"/>
         </w:rPr>
         <w:t xml:space="preserve">). Esto facilitó el camino para que David comenzara su reinado, aunque no sin enfrentar más dificultades (ver </w:t>
       </w:r>
-      <w:hyperlink r:id="rId46">
-        <w:r>
-          <w:rPr>
-            <w:lang w:val="es_ES" w:bidi="es_ES"/>
-          </w:rPr>
-          <w:rPr>
-            <w:color w:val="0000EE"/>
-            <w:u w:val="single"/>
-          </w:rPr>
-          <w:t>2 Sam 1:1–5:5</w:t>
-        </w:r>
-      </w:hyperlink>
+      <w:r>
+        <w:rPr>
+          <w:lang w:val="es_ES" w:bidi="es_ES"/>
+        </w:rPr>
+        <w:t>2 Sam 1:1–5:5</w:t>
+      </w:r>
       <w:r>
         <w:rPr>
           <w:lang w:val="es_ES" w:bidi="es_ES"/>
@@ -1004,18 +800,12 @@
         </w:rPr>
         <w:t xml:space="preserve">El título "Samuel" se debe al papel crucial que Samuel tuvo en la transición de Israel hacia una monarquía, no a la autoría del libro. Samuel pudo haber escrito partes de 1 Samuel, pero no pudo haber escrito ninguna parte de 2 Samuel, ya que su muerte se menciona en </w:t>
       </w:r>
-      <w:hyperlink r:id="rId47">
-        <w:r>
-          <w:rPr>
-            <w:lang w:val="es_ES" w:bidi="es_ES"/>
-          </w:rPr>
-          <w:rPr>
-            <w:color w:val="0000EE"/>
-            <w:u w:val="single"/>
-          </w:rPr>
-          <w:t>1 Sam 25:1</w:t>
-        </w:r>
-      </w:hyperlink>
+      <w:r>
+        <w:rPr>
+          <w:lang w:val="es_ES" w:bidi="es_ES"/>
+        </w:rPr>
+        <w:t>1 Sam 25:1</w:t>
+      </w:r>
       <w:r>
         <w:rPr>
           <w:lang w:val="es_ES" w:bidi="es_ES"/>
@@ -1061,18 +851,12 @@
         </w:rPr>
         <w:t>Algunos eruditos sostienen que 1–2 Samuel (junto con 1–2 Reyes, también originalmente un solo libro) se creó a partir de una variedad de fuentes durante o después del Exilio Babilónico (586–538 a.C.). Sin duda, se utilizaron múltiples fuentes en 1–2 Samuel; por ejemplo, Samuel, Natán y Gad documentaron eventos de la vida de David (</w:t>
       </w:r>
-      <w:hyperlink r:id="rId48">
-        <w:r>
-          <w:rPr>
-            <w:lang w:val="es_ES" w:bidi="es_ES"/>
-          </w:rPr>
-          <w:rPr>
-            <w:color w:val="0000EE"/>
-            <w:u w:val="single"/>
-          </w:rPr>
-          <w:t>1 Cro 29:29</w:t>
-        </w:r>
-      </w:hyperlink>
+      <w:r>
+        <w:rPr>
+          <w:lang w:val="es_ES" w:bidi="es_ES"/>
+        </w:rPr>
+        <w:t>1 Cro 29:29</w:t>
+      </w:r>
       <w:r>
         <w:rPr>
           <w:lang w:val="es_ES" w:bidi="es_ES"/>
@@ -1143,72 +927,48 @@
         </w:rPr>
         <w:t xml:space="preserve">El énfasis en la realeza en 1 Samuel aparece por primera vez en la oración de Ana (ver </w:t>
       </w:r>
-      <w:hyperlink r:id="rId49">
-        <w:r>
-          <w:rPr>
-            <w:lang w:val="es_ES" w:bidi="es_ES"/>
-          </w:rPr>
-          <w:rPr>
-            <w:color w:val="0000EE"/>
-            <w:u w:val="single"/>
-          </w:rPr>
-          <w:t>2:10</w:t>
-        </w:r>
-      </w:hyperlink>
+      <w:r>
+        <w:rPr>
+          <w:lang w:val="es_ES" w:bidi="es_ES"/>
+        </w:rPr>
+        <w:t>2:10</w:t>
+      </w:r>
       <w:r>
         <w:rPr>
           <w:lang w:val="es_ES" w:bidi="es_ES"/>
         </w:rPr>
         <w:t>). La idea de que Israel tendría un rey era tan antigua como la promesa de Dios a Abraham y Sara (</w:t>
       </w:r>
-      <w:hyperlink r:id="rId50">
-        <w:r>
-          <w:rPr>
-            <w:lang w:val="es_ES" w:bidi="es_ES"/>
-          </w:rPr>
-          <w:rPr>
-            <w:color w:val="0000EE"/>
-            <w:u w:val="single"/>
-          </w:rPr>
-          <w:t>Gn 17:6</w:t>
-        </w:r>
-      </w:hyperlink>
+      <w:r>
+        <w:rPr>
+          <w:lang w:val="es_ES" w:bidi="es_ES"/>
+        </w:rPr>
+        <w:t>Gn 17:6</w:t>
+      </w:r>
       <w:r>
         <w:rPr>
           <w:lang w:val="es_ES" w:bidi="es_ES"/>
         </w:rPr>
         <w:t>,</w:t>
       </w:r>
-      <w:hyperlink r:id="rId51">
-        <w:r>
-          <w:rPr>
-            <w:lang w:val="es_ES" w:bidi="es_ES"/>
-          </w:rPr>
-          <w:rPr>
-            <w:color w:val="0000EE"/>
-            <w:u w:val="single"/>
-          </w:rPr>
-          <w:t>16</w:t>
-        </w:r>
-      </w:hyperlink>
+      <w:r>
+        <w:rPr>
+          <w:lang w:val="es_ES" w:bidi="es_ES"/>
+        </w:rPr>
+        <w:t>16</w:t>
+      </w:r>
       <w:r>
         <w:rPr>
           <w:lang w:val="es_ES" w:bidi="es_ES"/>
         </w:rPr>
         <w:t xml:space="preserve">). Dios no ordenó ni prohibió una monarquía, sino que solo detalló los excesos de los cuales los reyes de Israel debían abstenerse (ver </w:t>
       </w:r>
-      <w:hyperlink r:id="rId13">
-        <w:r>
-          <w:rPr>
-            <w:lang w:val="es_ES" w:bidi="es_ES"/>
-          </w:rPr>
-          <w:rPr>
-            <w:color w:val="0000EE"/>
-            <w:u w:val="single"/>
-          </w:rPr>
-          <w:t>Dt 17:14–20</w:t>
-        </w:r>
-      </w:hyperlink>
+      <w:r>
+        <w:rPr>
+          <w:lang w:val="es_ES" w:bidi="es_ES"/>
+        </w:rPr>
+        <w:t>Dt 17:14–20</w:t>
+      </w:r>
       <w:r>
         <w:rPr>
           <w:lang w:val="es_ES" w:bidi="es_ES"/>
@@ -1229,18 +989,12 @@
         </w:rPr>
         <w:t xml:space="preserve">Durante el período de los jueces, Israel experimentó un deterioro dramático tanto espiritual como nacional. Esta desintegración constante alcanza un terrible clímax en </w:t>
       </w:r>
-      <w:hyperlink r:id="rId17">
-        <w:r>
-          <w:rPr>
-            <w:lang w:val="es_ES" w:bidi="es_ES"/>
-          </w:rPr>
-          <w:rPr>
-            <w:color w:val="0000EE"/>
-            <w:u w:val="single"/>
-          </w:rPr>
-          <w:t>Jc 17–21</w:t>
-        </w:r>
-      </w:hyperlink>
+      <w:r>
+        <w:rPr>
+          <w:lang w:val="es_ES" w:bidi="es_ES"/>
+        </w:rPr>
+        <w:t>Jc 17–21</w:t>
+      </w:r>
       <w:r>
         <w:rPr>
           <w:lang w:val="es_ES" w:bidi="es_ES"/>
@@ -1261,90 +1015,60 @@
         </w:rPr>
         <w:t>Si la responsabilidad del rey era administrar el pacto (</w:t>
       </w:r>
-      <w:hyperlink r:id="rId16">
-        <w:r>
-          <w:rPr>
-            <w:lang w:val="es_ES" w:bidi="es_ES"/>
-          </w:rPr>
-          <w:rPr>
-            <w:color w:val="0000EE"/>
-            <w:u w:val="single"/>
-          </w:rPr>
-          <w:t>Dt 17:18–20</w:t>
-        </w:r>
-      </w:hyperlink>
+      <w:r>
+        <w:rPr>
+          <w:lang w:val="es_ES" w:bidi="es_ES"/>
+        </w:rPr>
+        <w:t>Dt 17:18–20</w:t>
+      </w:r>
       <w:r>
         <w:rPr>
           <w:lang w:val="es_ES" w:bidi="es_ES"/>
         </w:rPr>
         <w:t>), el deber del profeta era interpretar sus estipulaciones. Por esta razón, el profeta Samuel protegió su autoridad divinamente otorgada sobre los reyes con un celo sagrado. Samuel no solo ungió a los dos primeros reyes de Israel (</w:t>
       </w:r>
-      <w:hyperlink r:id="rId52">
-        <w:r>
-          <w:rPr>
-            <w:lang w:val="es_ES" w:bidi="es_ES"/>
-          </w:rPr>
-          <w:rPr>
-            <w:color w:val="0000EE"/>
-            <w:u w:val="single"/>
-          </w:rPr>
-          <w:t>1 Sam 10:1,</w:t>
-        </w:r>
-      </w:hyperlink>
+      <w:r>
+        <w:rPr>
+          <w:lang w:val="es_ES" w:bidi="es_ES"/>
+        </w:rPr>
+        <w:t>1 Sam 10:1,</w:t>
+      </w:r>
       <w:r>
         <w:rPr>
           <w:lang w:val="es_ES" w:bidi="es_ES"/>
         </w:rPr>
         <w:t xml:space="preserve"> </w:t>
       </w:r>
-      <w:hyperlink r:id="rId53">
-        <w:r>
-          <w:rPr>
-            <w:lang w:val="es_ES" w:bidi="es_ES"/>
-          </w:rPr>
-          <w:rPr>
-            <w:color w:val="0000EE"/>
-            <w:u w:val="single"/>
-          </w:rPr>
-          <w:t>16:13</w:t>
-        </w:r>
-      </w:hyperlink>
+      <w:r>
+        <w:rPr>
+          <w:lang w:val="es_ES" w:bidi="es_ES"/>
+        </w:rPr>
+        <w:t>16:13</w:t>
+      </w:r>
       <w:r>
         <w:rPr>
           <w:lang w:val="es_ES" w:bidi="es_ES"/>
         </w:rPr>
         <w:t>), sino que también se vio obligado a censurar al rey cuando salió de los límites del pacto (</w:t>
       </w:r>
-      <w:hyperlink r:id="rId54">
-        <w:r>
-          <w:rPr>
-            <w:lang w:val="es_ES" w:bidi="es_ES"/>
-          </w:rPr>
-          <w:rPr>
-            <w:color w:val="0000EE"/>
-            <w:u w:val="single"/>
-          </w:rPr>
-          <w:t>13:8–15,</w:t>
-        </w:r>
-      </w:hyperlink>
+      <w:r>
+        <w:rPr>
+          <w:lang w:val="es_ES" w:bidi="es_ES"/>
+        </w:rPr>
+        <w:t>13:8–15,</w:t>
+      </w:r>
       <w:r>
         <w:rPr>
           <w:lang w:val="es_ES" w:bidi="es_ES"/>
         </w:rPr>
         <w:t xml:space="preserve"> </w:t>
       </w:r>
-      <w:hyperlink r:id="rId55">
-        <w:r>
-          <w:rPr>
-            <w:lang w:val="es_ES" w:bidi="es_ES"/>
-          </w:rPr>
-          <w:rPr>
-            <w:color w:val="0000EE"/>
-            <w:u w:val="single"/>
-          </w:rPr>
-          <w:t>15:10–33</w:t>
-        </w:r>
-      </w:hyperlink>
+      <w:r>
+        <w:rPr>
+          <w:lang w:val="es_ES" w:bidi="es_ES"/>
+        </w:rPr>
+        <w:t>15:10–33</w:t>
+      </w:r>
       <w:r>
         <w:rPr>
           <w:lang w:val="es_ES" w:bidi="es_ES"/>
@@ -1379,108 +1103,72 @@
         </w:rPr>
         <w:t xml:space="preserve">A pesar de las profundas decepciones de la era de los jueces y la temprana monarquía, el control soberano de Dios sobre la historia de Israel se demuestra de varias maneras: (1) Una mujer que antes era estéril dio a luz a Samuel, el agente de Dios para la transición a la monarquía (cap </w:t>
       </w:r>
-      <w:hyperlink r:id="rId56">
-        <w:r>
-          <w:rPr>
-            <w:lang w:val="es_ES" w:bidi="es_ES"/>
-          </w:rPr>
-          <w:rPr>
-            <w:color w:val="0000EE"/>
-            <w:u w:val="single"/>
-          </w:rPr>
-          <w:t>1</w:t>
-        </w:r>
-      </w:hyperlink>
+      <w:r>
+        <w:rPr>
+          <w:lang w:val="es_ES" w:bidi="es_ES"/>
+        </w:rPr>
+        <w:t>1</w:t>
+      </w:r>
       <w:r>
         <w:rPr>
           <w:lang w:val="es_ES" w:bidi="es_ES"/>
         </w:rPr>
         <w:t xml:space="preserve">); (2) una devastadora victoria filistea se convirtió en derrota filistea sin intervención humana (caps </w:t>
       </w:r>
-      <w:hyperlink r:id="rId57">
-        <w:r>
-          <w:rPr>
-            <w:lang w:val="es_ES" w:bidi="es_ES"/>
-          </w:rPr>
-          <w:rPr>
-            <w:color w:val="0000EE"/>
-            <w:u w:val="single"/>
-          </w:rPr>
-          <w:t>4–6</w:t>
-        </w:r>
-      </w:hyperlink>
+      <w:r>
+        <w:rPr>
+          <w:lang w:val="es_ES" w:bidi="es_ES"/>
+        </w:rPr>
+        <w:t>4–6</w:t>
+      </w:r>
       <w:r>
         <w:rPr>
           <w:lang w:val="es_ES" w:bidi="es_ES"/>
         </w:rPr>
         <w:t xml:space="preserve">); (3) el rey que el pueblo exigió se convirtió en el ungido de Dios (caps </w:t>
       </w:r>
-      <w:hyperlink r:id="rId58">
-        <w:r>
-          <w:rPr>
-            <w:lang w:val="es_ES" w:bidi="es_ES"/>
-          </w:rPr>
-          <w:rPr>
-            <w:color w:val="0000EE"/>
-            <w:u w:val="single"/>
-          </w:rPr>
-          <w:t>8–10</w:t>
-        </w:r>
-      </w:hyperlink>
+      <w:r>
+        <w:rPr>
+          <w:lang w:val="es_ES" w:bidi="es_ES"/>
+        </w:rPr>
+        <w:t>8–10</w:t>
+      </w:r>
       <w:r>
         <w:rPr>
           <w:lang w:val="es_ES" w:bidi="es_ES"/>
         </w:rPr>
         <w:t xml:space="preserve">); (4) este rey fue rechazado por Dios debido a su infidelidad (caps </w:t>
       </w:r>
-      <w:hyperlink r:id="rId34">
-        <w:r>
-          <w:rPr>
-            <w:lang w:val="es_ES" w:bidi="es_ES"/>
-          </w:rPr>
-          <w:rPr>
-            <w:color w:val="0000EE"/>
-            <w:u w:val="single"/>
-          </w:rPr>
-          <w:t>13</w:t>
-        </w:r>
-      </w:hyperlink>
+      <w:r>
+        <w:rPr>
+          <w:lang w:val="es_ES" w:bidi="es_ES"/>
+        </w:rPr>
+        <w:t>13</w:t>
+      </w:r>
       <w:r>
         <w:rPr>
           <w:lang w:val="es_ES" w:bidi="es_ES"/>
         </w:rPr>
         <w:t xml:space="preserve">, </w:t>
       </w:r>
-      <w:hyperlink r:id="rId35">
-        <w:r>
-          <w:rPr>
-            <w:lang w:val="es_ES" w:bidi="es_ES"/>
-          </w:rPr>
-          <w:rPr>
-            <w:color w:val="0000EE"/>
-            <w:u w:val="single"/>
-          </w:rPr>
-          <w:t>15</w:t>
-        </w:r>
-      </w:hyperlink>
+      <w:r>
+        <w:rPr>
+          <w:lang w:val="es_ES" w:bidi="es_ES"/>
+        </w:rPr>
+        <w:t>15</w:t>
+      </w:r>
       <w:r>
         <w:rPr>
           <w:lang w:val="es_ES" w:bidi="es_ES"/>
         </w:rPr>
         <w:t xml:space="preserve">); y (5) el octavo hijo de una familia humilde, un hombre conforme al corazón de Dios, fue elegido como futuro rey de Israel (cap </w:t>
       </w:r>
-      <w:hyperlink r:id="rId59">
-        <w:r>
-          <w:rPr>
-            <w:lang w:val="es_ES" w:bidi="es_ES"/>
-          </w:rPr>
-          <w:rPr>
-            <w:color w:val="0000EE"/>
-            <w:u w:val="single"/>
-          </w:rPr>
-          <w:t>16</w:t>
-        </w:r>
-      </w:hyperlink>
+      <w:r>
+        <w:rPr>
+          <w:lang w:val="es_ES" w:bidi="es_ES"/>
+        </w:rPr>
+        <w:t>16</w:t>
+      </w:r>
       <w:r>
         <w:rPr>
           <w:lang w:val="es_ES" w:bidi="es_ES"/>
@@ -1501,54 +1189,36 @@
         </w:rPr>
         <w:t>A diferencia del reinado de Saúl, el reinado de David sobre Israel perduró, y uno de sus descendientes más tarde se convirtió en el rey soberano de todo el mundo. Jesús es el heredero definitivo del trono de David (</w:t>
       </w:r>
-      <w:hyperlink r:id="rId60">
-        <w:r>
-          <w:rPr>
-            <w:lang w:val="es_ES" w:bidi="es_ES"/>
-          </w:rPr>
-          <w:rPr>
-            <w:color w:val="0000EE"/>
-            <w:u w:val="single"/>
-          </w:rPr>
-          <w:t>Jn 7:42</w:t>
-        </w:r>
-      </w:hyperlink>
+      <w:r>
+        <w:rPr>
+          <w:lang w:val="es_ES" w:bidi="es_ES"/>
+        </w:rPr>
+        <w:t>Jn 7:42</w:t>
+      </w:r>
       <w:r>
         <w:rPr>
           <w:lang w:val="es_ES" w:bidi="es_ES"/>
         </w:rPr>
         <w:t xml:space="preserve">; </w:t>
       </w:r>
-      <w:hyperlink r:id="rId61">
-        <w:r>
-          <w:rPr>
-            <w:lang w:val="es_ES" w:bidi="es_ES"/>
-          </w:rPr>
-          <w:rPr>
-            <w:color w:val="0000EE"/>
-            <w:u w:val="single"/>
-          </w:rPr>
-          <w:t>Ap 5:5,</w:t>
-        </w:r>
-      </w:hyperlink>
+      <w:r>
+        <w:rPr>
+          <w:lang w:val="es_ES" w:bidi="es_ES"/>
+        </w:rPr>
+        <w:t>Ap 5:5,</w:t>
+      </w:r>
       <w:r>
         <w:rPr>
           <w:lang w:val="es_ES" w:bidi="es_ES"/>
         </w:rPr>
         <w:t xml:space="preserve"> </w:t>
       </w:r>
-      <w:hyperlink r:id="rId62">
-        <w:r>
-          <w:rPr>
-            <w:lang w:val="es_ES" w:bidi="es_ES"/>
-          </w:rPr>
-          <w:rPr>
-            <w:color w:val="0000EE"/>
-            <w:u w:val="single"/>
-          </w:rPr>
-          <w:t>11:15</w:t>
-        </w:r>
-      </w:hyperlink>
+      <w:r>
+        <w:rPr>
+          <w:lang w:val="es_ES" w:bidi="es_ES"/>
+        </w:rPr>
+        <w:t>11:15</w:t>
+      </w:r>
       <w:r>
         <w:rPr>
           <w:lang w:val="es_ES" w:bidi="es_ES"/>
